--- a/Docs/TechTask/ТЗ 0.0.8.docx
+++ b/Docs/TechTask/ТЗ 0.0.8.docx
@@ -88,54 +88,58 @@
       <w:r>
         <w:t>Добавить разрешения для админов и пользователей на методы и формы.</w:t>
       </w:r>
+    </w:p>
+    <w:p>
+      <w:pPr>
+        <w:spacing w:after="0" w:line="360" w:lineRule="auto"/>
+        <w:ind w:firstLine="709"/>
+        <w:jc w:val="both"/>
+      </w:pPr>
+    </w:p>
+    <w:p>
+      <w:pPr>
+        <w:pStyle w:val="1"/>
+      </w:pPr>
+      <w:r>
+        <w:t xml:space="preserve">2. </w:t>
+      </w:r>
+      <w:r>
+        <w:t>Логика работы</w:t>
+      </w:r>
+    </w:p>
+    <w:p>
+      <w:pPr>
+        <w:spacing w:after="0" w:line="360" w:lineRule="auto"/>
+        <w:ind w:firstLine="709"/>
+        <w:jc w:val="both"/>
+      </w:pPr>
+    </w:p>
+    <w:p>
+      <w:pPr>
+        <w:spacing w:after="0" w:line="360" w:lineRule="auto"/>
+        <w:ind w:firstLine="709"/>
+        <w:jc w:val="both"/>
+      </w:pPr>
+    </w:p>
+    <w:p>
+      <w:pPr>
+        <w:pStyle w:val="1"/>
+      </w:pPr>
+      <w:r>
+        <w:t>3</w:t>
+      </w:r>
+      <w:r>
+        <w:t>. Этапы разработки</w:t>
+      </w:r>
+    </w:p>
+    <w:p/>
+    <w:p>
+      <w:r>
+        <w:t>0.0.8.1. Добавить модель Роль, скрипты БД, репозиторий</w:t>
+      </w:r>
       <w:bookmarkStart w:id="0" w:name="_GoBack"/>
       <w:bookmarkEnd w:id="0"/>
     </w:p>
-    <w:p>
-      <w:pPr>
-        <w:spacing w:after="0" w:line="360" w:lineRule="auto"/>
-        <w:ind w:firstLine="709"/>
-        <w:jc w:val="both"/>
-      </w:pPr>
-    </w:p>
-    <w:p>
-      <w:pPr>
-        <w:pStyle w:val="1"/>
-      </w:pPr>
-      <w:r>
-        <w:t xml:space="preserve">2. </w:t>
-      </w:r>
-      <w:r>
-        <w:t>Логика работы</w:t>
-      </w:r>
-    </w:p>
-    <w:p>
-      <w:pPr>
-        <w:spacing w:after="0" w:line="360" w:lineRule="auto"/>
-        <w:ind w:firstLine="709"/>
-        <w:jc w:val="both"/>
-      </w:pPr>
-    </w:p>
-    <w:p>
-      <w:pPr>
-        <w:spacing w:after="0" w:line="360" w:lineRule="auto"/>
-        <w:ind w:firstLine="709"/>
-        <w:jc w:val="both"/>
-      </w:pPr>
-    </w:p>
-    <w:p>
-      <w:pPr>
-        <w:pStyle w:val="1"/>
-      </w:pPr>
-      <w:r>
-        <w:t>3</w:t>
-      </w:r>
-      <w:r>
-        <w:t>. Этапы разработки</w:t>
-      </w:r>
-    </w:p>
-    <w:p/>
-    <w:p/>
     <w:p/>
     <w:sectPr>
       <w:pgSz w:w="11906" w:h="16838"/>

--- a/Docs/TechTask/ТЗ 0.0.8.docx
+++ b/Docs/TechTask/ТЗ 0.0.8.docx
@@ -135,10 +135,29 @@
     <w:p/>
     <w:p>
       <w:r>
-        <w:t>0.0.8.1. Добавить модель Роль, скрипты БД, репозиторий</w:t>
+        <w:t xml:space="preserve">0.0.8.1. Добавить модель Роль, скрипты БД, </w:t>
+      </w:r>
+      <w:proofErr w:type="spellStart"/>
+      <w:r>
+        <w:t>репозиторий</w:t>
+      </w:r>
+      <w:proofErr w:type="spellEnd"/>
+    </w:p>
+    <w:p>
+      <w:pPr>
+        <w:ind w:firstLine="708"/>
+      </w:pPr>
+      <w:r>
+        <w:t>0.0.8.1.</w:t>
+      </w:r>
+      <w:r>
+        <w:t>1. Добавить модель БД и контракт «Р</w:t>
       </w:r>
       <w:bookmarkStart w:id="0" w:name="_GoBack"/>
       <w:bookmarkEnd w:id="0"/>
+      <w:r>
+        <w:t>оль»</w:t>
+      </w:r>
     </w:p>
     <w:p/>
     <w:sectPr>

--- a/Docs/TechTask/ТЗ 0.0.8.docx
+++ b/Docs/TechTask/ТЗ 0.0.8.docx
@@ -148,18 +148,22 @@
         <w:ind w:firstLine="708"/>
       </w:pPr>
       <w:r>
-        <w:t>0.0.8.1.</w:t>
-      </w:r>
-      <w:r>
-        <w:t>1. Добавить модель БД и контракт «Р</w:t>
+        <w:t>0.0.8.1.1. Добавить модель БД и контракт «Роль»</w:t>
+      </w:r>
+    </w:p>
+    <w:p>
+      <w:r>
+        <w:rPr>
+          <w:lang w:val="en-US"/>
+        </w:rPr>
+        <w:t xml:space="preserve">0.0.8.2. </w:t>
+      </w:r>
+      <w:r>
+        <w:t>Добавить сервис данных ролей</w:t>
       </w:r>
       <w:bookmarkStart w:id="0" w:name="_GoBack"/>
       <w:bookmarkEnd w:id="0"/>
-      <w:r>
-        <w:t>оль»</w:t>
-      </w:r>
     </w:p>
-    <w:p/>
     <w:sectPr>
       <w:pgSz w:w="11906" w:h="16838"/>
       <w:pgMar w:top="567" w:right="567" w:bottom="567" w:left="567" w:header="708" w:footer="708" w:gutter="0"/>

--- a/Docs/TechTask/ТЗ 0.0.8.docx
+++ b/Docs/TechTask/ТЗ 0.0.8.docx
@@ -153,16 +153,77 @@
     </w:p>
     <w:p>
       <w:r>
-        <w:rPr>
-          <w:lang w:val="en-US"/>
-        </w:rPr>
         <w:t xml:space="preserve">0.0.8.2. </w:t>
       </w:r>
       <w:r>
-        <w:t>Добавить сервис данных ролей</w:t>
+        <w:t>Добавить сервис</w:t>
+      </w:r>
+      <w:r>
+        <w:t>ы</w:t>
+      </w:r>
+      <w:r>
+        <w:t xml:space="preserve"> данных ролей</w:t>
       </w:r>
       <w:bookmarkStart w:id="0" w:name="_GoBack"/>
       <w:bookmarkEnd w:id="0"/>
+    </w:p>
+    <w:p>
+      <w:pPr>
+        <w:ind w:firstLine="708"/>
+      </w:pPr>
+      <w:r>
+        <w:t>0.0.8.2</w:t>
+      </w:r>
+      <w:r>
+        <w:t>.1.</w:t>
+      </w:r>
+      <w:r>
+        <w:t xml:space="preserve"> Метод списка ролей</w:t>
+      </w:r>
+    </w:p>
+    <w:p>
+      <w:r>
+        <w:t>0.0.8.</w:t>
+      </w:r>
+      <w:r>
+        <w:t>3</w:t>
+      </w:r>
+      <w:r>
+        <w:t>. Добавить модель Роль</w:t>
+      </w:r>
+      <w:r>
+        <w:t xml:space="preserve"> пользователя</w:t>
+      </w:r>
+      <w:r>
+        <w:t xml:space="preserve">, скрипты БД, </w:t>
+      </w:r>
+      <w:proofErr w:type="spellStart"/>
+      <w:r>
+        <w:t>репозиторий</w:t>
+      </w:r>
+      <w:proofErr w:type="spellEnd"/>
+    </w:p>
+    <w:p>
+      <w:pPr>
+        <w:ind w:firstLine="708"/>
+      </w:pPr>
+      <w:r>
+        <w:t>0.0.8.3</w:t>
+      </w:r>
+      <w:r>
+        <w:t>.1. Добавить модель БД и контракт «Роль</w:t>
+      </w:r>
+      <w:r>
+        <w:t xml:space="preserve"> </w:t>
+      </w:r>
+      <w:r>
+        <w:t>пользователя»</w:t>
+      </w:r>
+    </w:p>
+    <w:p>
+      <w:pPr>
+        <w:ind w:firstLine="708"/>
+      </w:pPr>
     </w:p>
     <w:sectPr>
       <w:pgSz w:w="11906" w:h="16838"/>

--- a/Docs/TechTask/ТЗ 0.0.8.docx
+++ b/Docs/TechTask/ТЗ 0.0.8.docx
@@ -164,66 +164,53 @@
       <w:r>
         <w:t xml:space="preserve"> данных ролей</w:t>
       </w:r>
+    </w:p>
+    <w:p>
+      <w:pPr>
+        <w:ind w:firstLine="708"/>
+      </w:pPr>
+      <w:r>
+        <w:t>0.0.8.2.1. Метод списка ролей</w:t>
+      </w:r>
+    </w:p>
+    <w:p>
+      <w:r>
+        <w:t>0.0.8.</w:t>
+      </w:r>
+      <w:r>
+        <w:t>3</w:t>
+      </w:r>
+      <w:r>
+        <w:t xml:space="preserve">. Добавить модель Роль пользователя, скрипты БД, </w:t>
+      </w:r>
+      <w:proofErr w:type="spellStart"/>
+      <w:r>
+        <w:t>репозиторий</w:t>
+      </w:r>
+      <w:proofErr w:type="spellEnd"/>
+    </w:p>
+    <w:p>
+      <w:pPr>
+        <w:ind w:firstLine="708"/>
+      </w:pPr>
+      <w:r>
+        <w:t>0.0.8.3</w:t>
+      </w:r>
+      <w:r>
+        <w:t>.1. Добавить модель БД и контракт «Роль пользователя»</w:t>
+      </w:r>
+    </w:p>
+    <w:p>
+      <w:r>
+        <w:t>0.0.8.4. Добавить разрешения на методы и формы</w:t>
+      </w:r>
+    </w:p>
+    <w:p>
+      <w:r>
+        <w:tab/>
+      </w:r>
       <w:bookmarkStart w:id="0" w:name="_GoBack"/>
       <w:bookmarkEnd w:id="0"/>
-    </w:p>
-    <w:p>
-      <w:pPr>
-        <w:ind w:firstLine="708"/>
-      </w:pPr>
-      <w:r>
-        <w:t>0.0.8.2</w:t>
-      </w:r>
-      <w:r>
-        <w:t>.1.</w:t>
-      </w:r>
-      <w:r>
-        <w:t xml:space="preserve"> Метод списка ролей</w:t>
-      </w:r>
-    </w:p>
-    <w:p>
-      <w:r>
-        <w:t>0.0.8.</w:t>
-      </w:r>
-      <w:r>
-        <w:t>3</w:t>
-      </w:r>
-      <w:r>
-        <w:t>. Добавить модель Роль</w:t>
-      </w:r>
-      <w:r>
-        <w:t xml:space="preserve"> пользователя</w:t>
-      </w:r>
-      <w:r>
-        <w:t xml:space="preserve">, скрипты БД, </w:t>
-      </w:r>
-      <w:proofErr w:type="spellStart"/>
-      <w:r>
-        <w:t>репозиторий</w:t>
-      </w:r>
-      <w:proofErr w:type="spellEnd"/>
-    </w:p>
-    <w:p>
-      <w:pPr>
-        <w:ind w:firstLine="708"/>
-      </w:pPr>
-      <w:r>
-        <w:t>0.0.8.3</w:t>
-      </w:r>
-      <w:r>
-        <w:t>.1. Добавить модель БД и контракт «Роль</w:t>
-      </w:r>
-      <w:r>
-        <w:t xml:space="preserve"> </w:t>
-      </w:r>
-      <w:r>
-        <w:t>пользователя»</w:t>
-      </w:r>
-    </w:p>
-    <w:p>
-      <w:pPr>
-        <w:ind w:firstLine="708"/>
-      </w:pPr>
     </w:p>
     <w:sectPr>
       <w:pgSz w:w="11906" w:h="16838"/>
